--- a/All labs/Лабораторна_Робота_5.Свічинський_Олексій.docx
+++ b/All labs/Лабораторна_Робота_5.Свічинський_Олексій.docx
@@ -14,8 +14,6 @@
           <w:lang w:val="uk-UA"/>
         </w:rPr>
       </w:pPr>
-      <w:bookmarkStart w:id="0" w:name="_GoBack"/>
-      <w:bookmarkEnd w:id="0"/>
       <w:r>
         <w:rPr>
           <w:b/>
@@ -142,8 +140,19 @@
           <w:szCs w:val="28"/>
           <w:lang w:val="uk-UA"/>
         </w:rPr>
-        <w:t xml:space="preserve">ЛАБОРАТОРНА РОБОТА № </w:t>
-      </w:r>
+        <w:t>ЛАБОРАТОРНА РОБОТА № 5</w:t>
+      </w:r>
+    </w:p>
+    <w:p>
+      <w:pPr>
+        <w:spacing w:line="360" w:lineRule="auto"/>
+        <w:jc w:val="center"/>
+        <w:rPr>
+          <w:sz w:val="28"/>
+          <w:szCs w:val="28"/>
+          <w:lang w:val="uk-UA"/>
+        </w:rPr>
+      </w:pPr>
       <w:r>
         <w:rPr>
           <w:b/>
@@ -152,7 +161,32 @@
           <w:szCs w:val="28"/>
           <w:lang w:val="uk-UA"/>
         </w:rPr>
-        <w:t>5</w:t>
+        <w:t>Тема:</w:t>
+      </w:r>
+      <w:r>
+        <w:rPr>
+          <w:sz w:val="28"/>
+          <w:szCs w:val="28"/>
+          <w:lang w:val="uk-UA"/>
+        </w:rPr>
+        <w:t xml:space="preserve"> “</w:t>
+      </w:r>
+      <w:r>
+        <w:rPr>
+          <w:color w:val="000000"/>
+          <w:sz w:val="28"/>
+          <w:szCs w:val="28"/>
+          <w:lang w:val="uk-UA"/>
+        </w:rPr>
+        <w:t xml:space="preserve"> </w:t>
+      </w:r>
+      <w:r>
+        <w:rPr>
+          <w:sz w:val="28"/>
+          <w:szCs w:val="28"/>
+          <w:lang w:val="uk-UA"/>
+        </w:rPr>
+        <w:t>CSS ч.1: селектори”</w:t>
       </w:r>
     </w:p>
     <w:p>
@@ -165,7 +199,117 @@
           <w:lang w:val="uk-UA"/>
         </w:rPr>
       </w:pPr>
-      <w:r>
+    </w:p>
+    <w:p>
+      <w:pPr>
+        <w:spacing w:line="360" w:lineRule="auto"/>
+        <w:rPr>
+          <w:sz w:val="28"/>
+          <w:szCs w:val="28"/>
+          <w:lang w:val="uk-UA"/>
+        </w:rPr>
+      </w:pPr>
+    </w:p>
+    <w:p>
+      <w:pPr>
+        <w:spacing w:line="360" w:lineRule="auto"/>
+        <w:jc w:val="center"/>
+        <w:rPr>
+          <w:sz w:val="28"/>
+          <w:szCs w:val="28"/>
+          <w:lang w:val="uk-UA"/>
+        </w:rPr>
+      </w:pPr>
+    </w:p>
+    <w:p>
+      <w:pPr>
+        <w:spacing w:line="360" w:lineRule="auto"/>
+        <w:ind w:left="5670" w:hanging="425"/>
+        <w:rPr>
+          <w:sz w:val="28"/>
+          <w:szCs w:val="28"/>
+          <w:lang w:val="uk-UA"/>
+        </w:rPr>
+      </w:pPr>
+      <w:r>
+        <w:rPr>
+          <w:sz w:val="28"/>
+          <w:szCs w:val="28"/>
+          <w:lang w:val="uk-UA"/>
+        </w:rPr>
+        <w:t>Виконав студент І курсу</w:t>
+      </w:r>
+    </w:p>
+    <w:p>
+      <w:pPr>
+        <w:spacing w:line="360" w:lineRule="auto"/>
+        <w:ind w:left="5670" w:hanging="425"/>
+        <w:rPr>
+          <w:sz w:val="28"/>
+          <w:szCs w:val="28"/>
+          <w:lang w:val="uk-UA"/>
+        </w:rPr>
+      </w:pPr>
+      <w:r>
+        <w:rPr>
+          <w:sz w:val="28"/>
+          <w:szCs w:val="28"/>
+          <w:lang w:val="uk-UA"/>
+        </w:rPr>
+        <w:t>спеціальності «Інженерія</w:t>
+      </w:r>
+    </w:p>
+    <w:p>
+      <w:pPr>
+        <w:spacing w:line="360" w:lineRule="auto"/>
+        <w:ind w:left="5670" w:hanging="425"/>
+        <w:rPr>
+          <w:sz w:val="28"/>
+          <w:szCs w:val="28"/>
+          <w:lang w:val="uk-UA"/>
+        </w:rPr>
+      </w:pPr>
+      <w:r>
+        <w:rPr>
+          <w:sz w:val="28"/>
+          <w:szCs w:val="28"/>
+          <w:lang w:val="uk-UA"/>
+        </w:rPr>
+        <w:t xml:space="preserve">програмного забезпечення» </w:t>
+      </w:r>
+    </w:p>
+    <w:p>
+      <w:pPr>
+        <w:spacing w:line="360" w:lineRule="auto"/>
+        <w:ind w:left="5670" w:hanging="425"/>
+        <w:rPr>
+          <w:sz w:val="28"/>
+          <w:szCs w:val="28"/>
+          <w:lang w:val="uk-UA"/>
+        </w:rPr>
+      </w:pPr>
+      <w:proofErr w:type="spellStart"/>
+      <w:r>
+        <w:rPr>
+          <w:sz w:val="28"/>
+          <w:szCs w:val="28"/>
+          <w:lang w:val="uk-UA"/>
+        </w:rPr>
+        <w:t>Свічинський</w:t>
+      </w:r>
+      <w:proofErr w:type="spellEnd"/>
+      <w:r>
+        <w:rPr>
+          <w:sz w:val="28"/>
+          <w:szCs w:val="28"/>
+          <w:lang w:val="uk-UA"/>
+        </w:rPr>
+        <w:t xml:space="preserve"> Олексій Сергійович</w:t>
+      </w:r>
+    </w:p>
+    <w:p>
+      <w:pPr>
+        <w:spacing w:line="360" w:lineRule="auto"/>
         <w:rPr>
           <w:b/>
           <w:bCs/>
@@ -173,151 +317,7 @@
           <w:szCs w:val="28"/>
           <w:lang w:val="uk-UA"/>
         </w:rPr>
-        <w:t>Тема:</w:t>
-      </w:r>
-      <w:r>
-        <w:rPr>
-          <w:sz w:val="28"/>
-          <w:szCs w:val="28"/>
-          <w:lang w:val="uk-UA"/>
-        </w:rPr>
-        <w:t xml:space="preserve"> “</w:t>
-      </w:r>
-      <w:r>
-        <w:rPr>
-          <w:color w:val="000000"/>
-          <w:sz w:val="28"/>
-          <w:szCs w:val="28"/>
-          <w:lang w:val="uk-UA"/>
-        </w:rPr>
-        <w:t xml:space="preserve"> </w:t>
-      </w:r>
-      <w:r>
-        <w:rPr>
-          <w:sz w:val="28"/>
-          <w:szCs w:val="28"/>
-          <w:lang w:val="uk-UA"/>
-        </w:rPr>
-        <w:t>CSS ч.1: селектори”</w:t>
-      </w:r>
-    </w:p>
-    <w:p>
-      <w:pPr>
-        <w:spacing w:line="360" w:lineRule="auto"/>
-        <w:jc w:val="center"/>
-        <w:rPr>
-          <w:sz w:val="28"/>
-          <w:szCs w:val="28"/>
-          <w:lang w:val="uk-UA"/>
-        </w:rPr>
-      </w:pPr>
-    </w:p>
-    <w:p>
-      <w:pPr>
-        <w:spacing w:line="360" w:lineRule="auto"/>
-        <w:rPr>
-          <w:sz w:val="28"/>
-          <w:szCs w:val="28"/>
-          <w:lang w:val="uk-UA"/>
-        </w:rPr>
-      </w:pPr>
-    </w:p>
-    <w:p>
-      <w:pPr>
-        <w:spacing w:line="360" w:lineRule="auto"/>
-        <w:jc w:val="center"/>
-        <w:rPr>
-          <w:sz w:val="28"/>
-          <w:szCs w:val="28"/>
-          <w:lang w:val="uk-UA"/>
-        </w:rPr>
-      </w:pPr>
-    </w:p>
-    <w:p>
-      <w:pPr>
-        <w:spacing w:line="360" w:lineRule="auto"/>
-        <w:ind w:left="5670" w:hanging="425"/>
-        <w:rPr>
-          <w:sz w:val="28"/>
-          <w:szCs w:val="28"/>
-          <w:lang w:val="uk-UA"/>
-        </w:rPr>
-      </w:pPr>
-      <w:r>
-        <w:rPr>
-          <w:sz w:val="28"/>
-          <w:szCs w:val="28"/>
-          <w:lang w:val="uk-UA"/>
-        </w:rPr>
-        <w:t>Виконав студент І курсу</w:t>
-      </w:r>
-    </w:p>
-    <w:p>
-      <w:pPr>
-        <w:spacing w:line="360" w:lineRule="auto"/>
-        <w:ind w:left="5670" w:hanging="425"/>
-        <w:rPr>
-          <w:sz w:val="28"/>
-          <w:szCs w:val="28"/>
-          <w:lang w:val="uk-UA"/>
-        </w:rPr>
-      </w:pPr>
-      <w:r>
-        <w:rPr>
-          <w:sz w:val="28"/>
-          <w:szCs w:val="28"/>
-          <w:lang w:val="uk-UA"/>
-        </w:rPr>
-        <w:t>спеціальності «Інженерія</w:t>
-      </w:r>
-    </w:p>
-    <w:p>
-      <w:pPr>
-        <w:spacing w:line="360" w:lineRule="auto"/>
-        <w:ind w:left="5670" w:hanging="425"/>
-        <w:rPr>
-          <w:sz w:val="28"/>
-          <w:szCs w:val="28"/>
-          <w:lang w:val="uk-UA"/>
-        </w:rPr>
-      </w:pPr>
-      <w:r>
-        <w:rPr>
-          <w:sz w:val="28"/>
-          <w:szCs w:val="28"/>
-          <w:lang w:val="uk-UA"/>
-        </w:rPr>
-        <w:t xml:space="preserve">програмного забезпечення» </w:t>
-      </w:r>
-    </w:p>
-    <w:p>
-      <w:pPr>
-        <w:spacing w:line="360" w:lineRule="auto"/>
-        <w:ind w:left="5670" w:hanging="425"/>
-        <w:rPr>
-          <w:sz w:val="28"/>
-          <w:szCs w:val="28"/>
-          <w:lang w:val="uk-UA"/>
-        </w:rPr>
-      </w:pPr>
-      <w:proofErr w:type="spellStart"/>
-      <w:r>
-        <w:rPr>
-          <w:sz w:val="28"/>
-          <w:szCs w:val="28"/>
-          <w:lang w:val="uk-UA"/>
-        </w:rPr>
-        <w:t>Свічинський</w:t>
-      </w:r>
-      <w:proofErr w:type="spellEnd"/>
-      <w:r>
-        <w:rPr>
-          <w:sz w:val="28"/>
-          <w:szCs w:val="28"/>
-          <w:lang w:val="uk-UA"/>
-        </w:rPr>
-        <w:t xml:space="preserve"> Олексій Сергійович</w:t>
-      </w:r>
+      </w:pPr>
     </w:p>
     <w:p>
       <w:pPr>
@@ -358,6 +358,7 @@
     <w:p>
       <w:pPr>
         <w:spacing w:line="360" w:lineRule="auto"/>
+        <w:ind w:left="2832" w:firstLine="708"/>
         <w:rPr>
           <w:b/>
           <w:bCs/>
@@ -483,11 +484,7 @@
           <w:lang w:val="uk-UA"/>
         </w:rPr>
       </w:pPr>
-    </w:p>
-    <w:p>
-      <w:pPr>
-        <w:spacing w:line="360" w:lineRule="auto"/>
-        <w:ind w:left="2832" w:firstLine="708"/>
+      <w:r>
         <w:rPr>
           <w:b/>
           <w:bCs/>
@@ -495,7 +492,28 @@
           <w:szCs w:val="28"/>
           <w:lang w:val="uk-UA"/>
         </w:rPr>
-      </w:pPr>
+        <w:t>Ужгород-2025</w:t>
+      </w:r>
+    </w:p>
+    <w:p>
+      <w:pPr>
+        <w:spacing w:line="360" w:lineRule="auto"/>
+        <w:jc w:val="both"/>
+        <w:rPr>
+          <w:sz w:val="28"/>
+          <w:szCs w:val="28"/>
+          <w:lang w:val="uk-UA"/>
+        </w:rPr>
+      </w:pPr>
+      <w:r>
+        <w:rPr>
+          <w:sz w:val="28"/>
+          <w:szCs w:val="28"/>
+          <w:lang w:val="uk-UA"/>
+        </w:rPr>
+        <w:lastRenderedPageBreak/>
+        <w:tab/>
+      </w:r>
       <w:r>
         <w:rPr>
           <w:b/>
@@ -504,26 +522,33 @@
           <w:szCs w:val="28"/>
           <w:lang w:val="uk-UA"/>
         </w:rPr>
-        <w:t>Ужгород-2025</w:t>
-      </w:r>
-    </w:p>
-    <w:p>
-      <w:pPr>
-        <w:spacing w:line="360" w:lineRule="auto"/>
-        <w:jc w:val="both"/>
-        <w:rPr>
-          <w:sz w:val="28"/>
-          <w:szCs w:val="28"/>
-          <w:lang w:val="uk-UA"/>
-        </w:rPr>
-      </w:pPr>
-      <w:r>
-        <w:rPr>
-          <w:sz w:val="28"/>
-          <w:szCs w:val="28"/>
-          <w:lang w:val="uk-UA"/>
-        </w:rPr>
-        <w:lastRenderedPageBreak/>
+        <w:t>Мета:</w:t>
+      </w:r>
+      <w:r>
+        <w:rPr>
+          <w:sz w:val="28"/>
+          <w:szCs w:val="28"/>
+          <w:lang w:val="uk-UA"/>
+        </w:rPr>
+        <w:t xml:space="preserve"> Навчитися використовувати селектори CSS, вивчити їх види та особливості.</w:t>
+      </w:r>
+    </w:p>
+    <w:p>
+      <w:pPr>
+        <w:spacing w:line="360" w:lineRule="auto"/>
+        <w:jc w:val="both"/>
+        <w:rPr>
+          <w:sz w:val="28"/>
+          <w:szCs w:val="28"/>
+          <w:lang w:val="uk-UA"/>
+        </w:rPr>
+      </w:pPr>
+      <w:r>
+        <w:rPr>
+          <w:sz w:val="28"/>
+          <w:szCs w:val="28"/>
+          <w:lang w:val="uk-UA"/>
+        </w:rPr>
         <w:tab/>
       </w:r>
       <w:r>
@@ -534,70 +559,15 @@
           <w:szCs w:val="28"/>
           <w:lang w:val="uk-UA"/>
         </w:rPr>
-        <w:t>Мета:</w:t>
-      </w:r>
-      <w:r>
-        <w:rPr>
-          <w:sz w:val="28"/>
-          <w:szCs w:val="28"/>
-          <w:lang w:val="uk-UA"/>
-        </w:rPr>
-        <w:t xml:space="preserve"> Навчитися використовувати селектори CSS, вивчити їх види та особливості.</w:t>
-      </w:r>
-    </w:p>
-    <w:p>
-      <w:pPr>
-        <w:spacing w:line="360" w:lineRule="auto"/>
-        <w:jc w:val="both"/>
-        <w:rPr>
-          <w:sz w:val="28"/>
-          <w:szCs w:val="28"/>
-          <w:lang w:val="uk-UA"/>
-        </w:rPr>
-      </w:pPr>
-      <w:r>
-        <w:rPr>
-          <w:sz w:val="28"/>
-          <w:szCs w:val="28"/>
-          <w:lang w:val="uk-UA"/>
-        </w:rPr>
-        <w:tab/>
-      </w:r>
-      <w:r>
-        <w:rPr>
-          <w:b/>
-          <w:bCs/>
-          <w:sz w:val="28"/>
-          <w:szCs w:val="28"/>
-          <w:lang w:val="uk-UA"/>
-        </w:rPr>
-        <w:t>Вивчити питання</w:t>
-      </w:r>
-      <w:r>
-        <w:rPr>
-          <w:b/>
-          <w:bCs/>
-          <w:sz w:val="28"/>
-          <w:szCs w:val="28"/>
-          <w:lang w:val="uk-UA"/>
-        </w:rPr>
-        <w:t xml:space="preserve">: </w:t>
-      </w:r>
-      <w:r>
-        <w:rPr>
-          <w:sz w:val="28"/>
-          <w:szCs w:val="28"/>
-          <w:lang w:val="uk-UA"/>
-        </w:rPr>
-        <w:t>CSS</w:t>
-      </w:r>
-      <w:r>
-        <w:rPr>
-          <w:sz w:val="28"/>
-          <w:szCs w:val="28"/>
-          <w:lang w:val="uk-UA"/>
-        </w:rPr>
-        <w:t xml:space="preserve"> (селектори);</w:t>
+        <w:t xml:space="preserve">Вивчити питання: </w:t>
+      </w:r>
+      <w:r>
+        <w:rPr>
+          <w:sz w:val="28"/>
+          <w:szCs w:val="28"/>
+          <w:lang w:val="uk-UA"/>
+        </w:rPr>
+        <w:t>CSS (селектори);</w:t>
       </w:r>
     </w:p>
     <w:p>
@@ -2104,6 +2074,7 @@
       </w:pPr>
       <w:r>
         <w:rPr>
+          <w:noProof/>
           <w:sz w:val="28"/>
           <w:szCs w:val="28"/>
           <w:lang w:val="uk-UA"/>
@@ -2647,6 +2618,7 @@
       </w:pPr>
       <w:r>
         <w:rPr>
+          <w:noProof/>
           <w:sz w:val="28"/>
           <w:szCs w:val="28"/>
           <w:lang w:val="uk-UA"/>
@@ -2784,6 +2756,7 @@
       </w:pPr>
       <w:r>
         <w:rPr>
+          <w:noProof/>
           <w:lang w:val="uk-UA"/>
         </w:rPr>
         <w:drawing>
@@ -2872,6 +2845,7 @@
       </w:pPr>
       <w:r>
         <w:rPr>
+          <w:noProof/>
           <w:sz w:val="28"/>
           <w:szCs w:val="28"/>
           <w:lang w:val="uk-UA"/>
@@ -2925,6 +2899,7 @@
       </w:pPr>
       <w:r>
         <w:rPr>
+          <w:noProof/>
           <w:sz w:val="28"/>
           <w:szCs w:val="28"/>
           <w:lang w:val="uk-UA"/>
@@ -2989,6 +2964,7 @@
       </w:pPr>
       <w:r>
         <w:rPr>
+          <w:noProof/>
           <w:sz w:val="28"/>
           <w:szCs w:val="28"/>
           <w:lang w:val="uk-UA"/>
@@ -3054,6 +3030,7 @@
       </w:pPr>
       <w:r>
         <w:rPr>
+          <w:noProof/>
           <w:sz w:val="28"/>
           <w:szCs w:val="28"/>
           <w:lang w:val="uk-UA"/>
@@ -3149,6 +3126,7 @@
       </w:pPr>
       <w:r>
         <w:rPr>
+          <w:noProof/>
           <w:sz w:val="28"/>
           <w:szCs w:val="28"/>
           <w:lang w:val="uk-UA"/>
@@ -3264,23 +3242,7 @@
           <w:lang w:val="uk-UA"/>
         </w:rPr>
         <w:lastRenderedPageBreak/>
-        <w:t>7. для всіх посилань в</w:t>
-      </w:r>
-      <w:r>
-        <w:rPr>
-          <w:sz w:val="28"/>
-          <w:szCs w:val="28"/>
-          <w:lang w:val="uk-UA"/>
-        </w:rPr>
-        <w:t>ст</w:t>
-      </w:r>
-      <w:r>
-        <w:rPr>
-          <w:sz w:val="28"/>
-          <w:szCs w:val="28"/>
-          <w:lang w:val="uk-UA"/>
-        </w:rPr>
-        <w:t xml:space="preserve">ановити колір </w:t>
+        <w:t xml:space="preserve">7. для всіх посилань встановити колір </w:t>
       </w:r>
       <w:proofErr w:type="spellStart"/>
       <w:r>
@@ -3316,23 +3278,7 @@
           <w:szCs w:val="28"/>
           <w:lang w:val="uk-UA"/>
         </w:rPr>
-        <w:t xml:space="preserve"> та забер</w:t>
-      </w:r>
-      <w:r>
-        <w:rPr>
-          <w:sz w:val="28"/>
-          <w:szCs w:val="28"/>
-          <w:lang w:val="uk-UA"/>
-        </w:rPr>
-        <w:t>і</w:t>
-      </w:r>
-      <w:r>
-        <w:rPr>
-          <w:sz w:val="28"/>
-          <w:szCs w:val="28"/>
-          <w:lang w:val="uk-UA"/>
-        </w:rPr>
-        <w:t>ть підкреслення (</w:t>
+        <w:t xml:space="preserve"> та заберіть підкреслення (</w:t>
       </w:r>
       <w:proofErr w:type="spellStart"/>
       <w:r>
@@ -3368,8 +3314,218 @@
           <w:szCs w:val="28"/>
           <w:lang w:val="uk-UA"/>
         </w:rPr>
-        <w:t>).</w:t>
-      </w:r>
+        <w:t>). Питання: чому PDF-файли вже не підкреслені але все ж лишились зелені?</w:t>
+      </w:r>
+    </w:p>
+    <w:p>
+      <w:pPr>
+        <w:spacing w:line="360" w:lineRule="auto"/>
+        <w:jc w:val="both"/>
+        <w:rPr>
+          <w:sz w:val="28"/>
+          <w:szCs w:val="28"/>
+          <w:lang w:val="uk-UA"/>
+        </w:rPr>
+      </w:pPr>
+    </w:p>
+    <w:p>
+      <w:pPr>
+        <w:spacing w:line="360" w:lineRule="auto"/>
+        <w:ind w:firstLine="708"/>
+        <w:jc w:val="both"/>
+        <w:rPr>
+          <w:sz w:val="28"/>
+          <w:szCs w:val="28"/>
+          <w:lang w:val="uk-UA"/>
+        </w:rPr>
+      </w:pPr>
+      <w:r>
+        <w:rPr>
+          <w:sz w:val="28"/>
+          <w:szCs w:val="28"/>
+          <w:lang w:val="uk-UA"/>
+        </w:rPr>
+        <w:t xml:space="preserve">Тому що, хоча ми прибрали підкреслення у всіх посилань, селектор яким ми встановлювали колір окремо </w:t>
+      </w:r>
+      <w:proofErr w:type="spellStart"/>
+      <w:r>
+        <w:rPr>
+          <w:sz w:val="28"/>
+          <w:szCs w:val="28"/>
+          <w:lang w:val="uk-UA"/>
+        </w:rPr>
+        <w:t>pdf</w:t>
+      </w:r>
+      <w:proofErr w:type="spellEnd"/>
+      <w:r>
+        <w:rPr>
+          <w:sz w:val="28"/>
+          <w:szCs w:val="28"/>
+          <w:lang w:val="uk-UA"/>
+        </w:rPr>
+        <w:t>-файлам є більш специфічним, і в результаті має більшу вагу, ніж той, яким ми прибирали підкреслення.</w:t>
+      </w:r>
+    </w:p>
+    <w:p>
+      <w:pPr>
+        <w:spacing w:line="360" w:lineRule="auto"/>
+        <w:ind w:firstLine="708"/>
+        <w:jc w:val="both"/>
+        <w:rPr>
+          <w:sz w:val="28"/>
+          <w:szCs w:val="28"/>
+          <w:lang w:val="uk-UA"/>
+        </w:rPr>
+      </w:pPr>
+    </w:p>
+    <w:p>
+      <w:pPr>
+        <w:spacing w:line="360" w:lineRule="auto"/>
+        <w:ind w:firstLine="708"/>
+        <w:jc w:val="both"/>
+        <w:rPr>
+          <w:sz w:val="28"/>
+          <w:szCs w:val="28"/>
+          <w:lang w:val="uk-UA"/>
+        </w:rPr>
+      </w:pPr>
+      <w:r>
+        <w:rPr>
+          <w:sz w:val="28"/>
+          <w:szCs w:val="28"/>
+          <w:lang w:val="uk-UA"/>
+        </w:rPr>
+        <w:t xml:space="preserve">10. створити клас </w:t>
+      </w:r>
+      <w:proofErr w:type="spellStart"/>
+      <w:r>
+        <w:rPr>
+          <w:sz w:val="28"/>
+          <w:szCs w:val="28"/>
+          <w:lang w:val="uk-UA"/>
+        </w:rPr>
+        <w:t>bold</w:t>
+      </w:r>
+      <w:proofErr w:type="spellEnd"/>
+      <w:r>
+        <w:rPr>
+          <w:sz w:val="28"/>
+          <w:szCs w:val="28"/>
+          <w:lang w:val="uk-UA"/>
+        </w:rPr>
+        <w:t xml:space="preserve"> який буде будь-який текст перетворювати на жирний і застосувати його: 1) до двох </w:t>
+      </w:r>
+      <w:proofErr w:type="spellStart"/>
+      <w:r>
+        <w:rPr>
+          <w:sz w:val="28"/>
+          <w:szCs w:val="28"/>
+          <w:lang w:val="uk-UA"/>
+        </w:rPr>
+        <w:t>останіх</w:t>
+      </w:r>
+      <w:proofErr w:type="spellEnd"/>
+      <w:r>
+        <w:rPr>
+          <w:sz w:val="28"/>
+          <w:szCs w:val="28"/>
+          <w:lang w:val="uk-UA"/>
+        </w:rPr>
+        <w:t xml:space="preserve">   пунктів цілей 2) до першого довгого абзацу (той що під основним заголовком). Питання: чому у нас одночасно і </w:t>
+      </w:r>
+      <w:proofErr w:type="spellStart"/>
+      <w:r>
+        <w:rPr>
+          <w:sz w:val="28"/>
+          <w:szCs w:val="28"/>
+          <w:lang w:val="uk-UA"/>
+        </w:rPr>
+        <w:t>bold</w:t>
+      </w:r>
+      <w:proofErr w:type="spellEnd"/>
+      <w:r>
+        <w:rPr>
+          <w:sz w:val="28"/>
+          <w:szCs w:val="28"/>
+          <w:lang w:val="uk-UA"/>
+        </w:rPr>
+        <w:t xml:space="preserve"> i </w:t>
+      </w:r>
+      <w:proofErr w:type="spellStart"/>
+      <w:r>
+        <w:rPr>
+          <w:sz w:val="28"/>
+          <w:szCs w:val="28"/>
+          <w:lang w:val="uk-UA"/>
+        </w:rPr>
+        <w:t>italic</w:t>
+      </w:r>
+      <w:proofErr w:type="spellEnd"/>
+      <w:r>
+        <w:rPr>
+          <w:sz w:val="28"/>
+          <w:szCs w:val="28"/>
+          <w:lang w:val="uk-UA"/>
+        </w:rPr>
+        <w:t>?</w:t>
+      </w:r>
+    </w:p>
+    <w:p>
+      <w:pPr>
+        <w:spacing w:line="360" w:lineRule="auto"/>
+        <w:ind w:firstLine="708"/>
+        <w:jc w:val="both"/>
+        <w:rPr>
+          <w:sz w:val="28"/>
+          <w:szCs w:val="28"/>
+          <w:lang w:val="uk-UA"/>
+        </w:rPr>
+      </w:pPr>
+    </w:p>
+    <w:p>
+      <w:pPr>
+        <w:spacing w:line="360" w:lineRule="auto"/>
+        <w:ind w:firstLine="708"/>
+        <w:jc w:val="both"/>
+        <w:rPr>
+          <w:sz w:val="28"/>
+          <w:szCs w:val="28"/>
+        </w:rPr>
+      </w:pPr>
+      <w:r>
+        <w:rPr>
+          <w:sz w:val="28"/>
+          <w:szCs w:val="28"/>
+          <w:lang w:val="uk-UA"/>
+        </w:rPr>
+        <w:t>Бо ми одночасно додаємо до елементу два класи, у як</w:t>
+      </w:r>
+      <w:r>
+        <w:rPr>
+          <w:sz w:val="28"/>
+          <w:szCs w:val="28"/>
+          <w:lang w:val="uk-UA"/>
+        </w:rPr>
+        <w:t>их</w:t>
+      </w:r>
+      <w:r>
+        <w:rPr>
+          <w:sz w:val="28"/>
+          <w:szCs w:val="28"/>
+          <w:lang w:val="uk-UA"/>
+        </w:rPr>
+        <w:t xml:space="preserve"> в одному задаємо </w:t>
+      </w:r>
+      <w:proofErr w:type="spellStart"/>
+      <w:r>
+        <w:rPr>
+          <w:sz w:val="28"/>
+          <w:szCs w:val="28"/>
+          <w:lang w:val="uk-UA"/>
+        </w:rPr>
+        <w:t>font</w:t>
+      </w:r>
+      <w:proofErr w:type="spellEnd"/>
       <w:r>
         <w:rPr>
           <w:sz w:val="28"/>
@@ -3378,25 +3534,52 @@
         </w:rPr>
         <w:t xml:space="preserve"> </w:t>
       </w:r>
-      <w:r>
-        <w:rPr>
-          <w:sz w:val="28"/>
-          <w:szCs w:val="28"/>
-          <w:lang w:val="uk-UA"/>
-        </w:rPr>
-        <w:t>Питання: чому PDF-файли вже не підкреслені але все ж лишились зелені?</w:t>
-      </w:r>
-    </w:p>
-    <w:p>
-      <w:pPr>
-        <w:spacing w:line="360" w:lineRule="auto"/>
-        <w:jc w:val="both"/>
-        <w:rPr>
-          <w:sz w:val="28"/>
-          <w:szCs w:val="28"/>
-          <w:lang w:val="uk-UA"/>
-        </w:rPr>
-      </w:pPr>
+      <w:proofErr w:type="spellStart"/>
+      <w:r>
+        <w:rPr>
+          <w:sz w:val="28"/>
+          <w:szCs w:val="28"/>
+          <w:lang w:val="uk-UA"/>
+        </w:rPr>
+        <w:t>italic</w:t>
+      </w:r>
+      <w:proofErr w:type="spellEnd"/>
+      <w:r>
+        <w:rPr>
+          <w:sz w:val="28"/>
+          <w:szCs w:val="28"/>
+          <w:lang w:val="uk-UA"/>
+        </w:rPr>
+        <w:t xml:space="preserve">, а в іншому – </w:t>
+      </w:r>
+      <w:proofErr w:type="spellStart"/>
+      <w:r>
+        <w:rPr>
+          <w:sz w:val="28"/>
+          <w:szCs w:val="28"/>
+          <w:lang w:val="uk-UA"/>
+        </w:rPr>
+        <w:t>weight</w:t>
+      </w:r>
+      <w:proofErr w:type="spellEnd"/>
+      <w:r>
+        <w:rPr>
+          <w:sz w:val="28"/>
+          <w:szCs w:val="28"/>
+          <w:lang w:val="uk-UA"/>
+        </w:rPr>
+        <w:t xml:space="preserve"> </w:t>
+      </w:r>
+      <w:proofErr w:type="spellStart"/>
+      <w:r>
+        <w:rPr>
+          <w:sz w:val="28"/>
+          <w:szCs w:val="28"/>
+          <w:lang w:val="uk-UA"/>
+        </w:rPr>
+        <w:t>bold</w:t>
+      </w:r>
+      <w:proofErr w:type="spellEnd"/>
     </w:p>
     <w:p>
       <w:pPr>
@@ -3406,16 +3589,27 @@
         <w:rPr>
           <w:sz w:val="28"/>
           <w:szCs w:val="28"/>
-          <w:lang w:val="uk-UA"/>
-        </w:rPr>
-      </w:pPr>
-      <w:r>
-        <w:rPr>
-          <w:sz w:val="28"/>
-          <w:szCs w:val="28"/>
-          <w:lang w:val="uk-UA"/>
-        </w:rPr>
-        <w:t xml:space="preserve">Тому що, хоча ми прибрали підкреслення у всіх посилань, селектор яким ми встановлювали колір окремо </w:t>
+        </w:rPr>
+      </w:pPr>
+    </w:p>
+    <w:p>
+      <w:pPr>
+        <w:spacing w:line="360" w:lineRule="auto"/>
+        <w:ind w:firstLine="708"/>
+        <w:jc w:val="both"/>
+        <w:rPr>
+          <w:sz w:val="28"/>
+          <w:szCs w:val="28"/>
+          <w:lang w:val="uk-UA"/>
+        </w:rPr>
+      </w:pPr>
+      <w:r>
+        <w:rPr>
+          <w:sz w:val="28"/>
+          <w:szCs w:val="28"/>
+          <w:lang w:val="uk-UA"/>
+        </w:rPr>
+        <w:t xml:space="preserve">13. на тег h1 встановіть колір </w:t>
       </w:r>
       <w:proofErr w:type="spellStart"/>
       <w:r>
@@ -3424,7 +3618,7 @@
           <w:szCs w:val="28"/>
           <w:lang w:val="uk-UA"/>
         </w:rPr>
-        <w:t>pdf</w:t>
+        <w:t>шрифта</w:t>
       </w:r>
       <w:proofErr w:type="spellEnd"/>
       <w:r>
@@ -3433,8 +3627,20 @@
           <w:szCs w:val="28"/>
           <w:lang w:val="uk-UA"/>
         </w:rPr>
-        <w:t>-файлам є більш специфічним, і в результаті має більшу вагу, ніж той, яким ми прибирали підкреслення.</w:t>
-      </w:r>
+        <w:t xml:space="preserve"> червоний. Чому він не спрацює і що можна зробити щоб він спрацював?</w:t>
+      </w:r>
+    </w:p>
+    <w:p>
+      <w:pPr>
+        <w:spacing w:line="360" w:lineRule="auto"/>
+        <w:ind w:left="708"/>
+        <w:jc w:val="both"/>
+        <w:rPr>
+          <w:sz w:val="28"/>
+          <w:szCs w:val="28"/>
+          <w:lang w:val="uk-UA"/>
+        </w:rPr>
+      </w:pPr>
     </w:p>
     <w:p>
       <w:pPr>
@@ -3447,6 +3653,116 @@
           <w:lang w:val="uk-UA"/>
         </w:rPr>
       </w:pPr>
+      <w:r>
+        <w:rPr>
+          <w:sz w:val="28"/>
+          <w:szCs w:val="28"/>
+          <w:lang w:val="uk-UA"/>
+        </w:rPr>
+        <w:t xml:space="preserve">Він не спрацює, бо ми вже встановили колір </w:t>
+      </w:r>
+      <w:proofErr w:type="spellStart"/>
+      <w:r>
+        <w:rPr>
+          <w:sz w:val="28"/>
+          <w:szCs w:val="28"/>
+          <w:lang w:val="uk-UA"/>
+        </w:rPr>
+        <w:t>шрифта</w:t>
+      </w:r>
+      <w:proofErr w:type="spellEnd"/>
+      <w:r>
+        <w:rPr>
+          <w:sz w:val="28"/>
+          <w:szCs w:val="28"/>
+          <w:lang w:val="uk-UA"/>
+        </w:rPr>
+        <w:t xml:space="preserve">, використовуючи клас елемента. Так як клас має більшу вагу – він задає колір, і тому ми не можемо його перебити кольором тегу </w:t>
+      </w:r>
+      <w:r>
+        <w:rPr>
+          <w:sz w:val="28"/>
+          <w:szCs w:val="28"/>
+          <w:lang w:val="en-US"/>
+        </w:rPr>
+        <w:t>h</w:t>
+      </w:r>
+      <w:r>
+        <w:rPr>
+          <w:sz w:val="28"/>
+          <w:szCs w:val="28"/>
+        </w:rPr>
+        <w:t>1</w:t>
+      </w:r>
+      <w:r>
+        <w:rPr>
+          <w:sz w:val="28"/>
+          <w:szCs w:val="28"/>
+        </w:rPr>
+        <w:t xml:space="preserve">. </w:t>
+      </w:r>
+      <w:r>
+        <w:rPr>
+          <w:sz w:val="28"/>
+          <w:szCs w:val="28"/>
+          <w:lang w:val="uk-UA"/>
+        </w:rPr>
+        <w:t xml:space="preserve">Щоб він спрацював, треба прибрати у елемента </w:t>
+      </w:r>
+      <w:r>
+        <w:rPr>
+          <w:sz w:val="28"/>
+          <w:szCs w:val="28"/>
+          <w:lang w:val="en-US"/>
+        </w:rPr>
+        <w:t>h</w:t>
+      </w:r>
+      <w:r>
+        <w:rPr>
+          <w:sz w:val="28"/>
+          <w:szCs w:val="28"/>
+        </w:rPr>
+        <w:t xml:space="preserve">1 </w:t>
+      </w:r>
+      <w:r>
+        <w:rPr>
+          <w:sz w:val="28"/>
+          <w:szCs w:val="28"/>
+          <w:lang w:val="uk-UA"/>
+        </w:rPr>
+        <w:t xml:space="preserve">клас, або зробити селектор більш специфічним, наприклад </w:t>
+      </w:r>
+      <w:r>
+        <w:rPr>
+          <w:sz w:val="28"/>
+          <w:szCs w:val="28"/>
+          <w:lang w:val="en-US"/>
+        </w:rPr>
+        <w:t>h</w:t>
+      </w:r>
+      <w:r>
+        <w:rPr>
+          <w:sz w:val="28"/>
+          <w:szCs w:val="28"/>
+        </w:rPr>
+        <w:t>1.</w:t>
+      </w:r>
+      <w:r>
+        <w:rPr>
+          <w:sz w:val="28"/>
+          <w:szCs w:val="28"/>
+          <w:lang w:val="en-US"/>
+        </w:rPr>
+        <w:t>title</w:t>
+      </w:r>
+      <w:r>
+        <w:rPr>
+          <w:sz w:val="28"/>
+          <w:szCs w:val="28"/>
+          <w:lang w:val="uk-UA"/>
+        </w:rPr>
+        <w:t>.</w:t>
+      </w:r>
     </w:p>
     <w:p>
       <w:pPr>
@@ -3459,13 +3775,25 @@
           <w:lang w:val="uk-UA"/>
         </w:rPr>
       </w:pPr>
-      <w:r>
-        <w:rPr>
-          <w:sz w:val="28"/>
-          <w:szCs w:val="28"/>
-          <w:lang w:val="uk-UA"/>
-        </w:rPr>
-        <w:t xml:space="preserve">10. створити клас </w:t>
+    </w:p>
+    <w:p>
+      <w:pPr>
+        <w:spacing w:line="360" w:lineRule="auto"/>
+        <w:ind w:firstLine="708"/>
+        <w:jc w:val="both"/>
+        <w:rPr>
+          <w:sz w:val="28"/>
+          <w:szCs w:val="28"/>
+          <w:lang w:val="uk-UA"/>
+        </w:rPr>
+      </w:pPr>
+      <w:r>
+        <w:rPr>
+          <w:sz w:val="28"/>
+          <w:szCs w:val="28"/>
+          <w:lang w:val="uk-UA"/>
+        </w:rPr>
+        <w:t xml:space="preserve">14. для всіх можливих селекторів встановіть властивість </w:t>
       </w:r>
       <w:proofErr w:type="spellStart"/>
       <w:r>
@@ -3474,7 +3802,7 @@
           <w:szCs w:val="28"/>
           <w:lang w:val="uk-UA"/>
         </w:rPr>
-        <w:t>bold</w:t>
+        <w:t>box-sizing</w:t>
       </w:r>
       <w:proofErr w:type="spellEnd"/>
       <w:r>
@@ -3483,7 +3811,7 @@
           <w:szCs w:val="28"/>
           <w:lang w:val="uk-UA"/>
         </w:rPr>
-        <w:t xml:space="preserve"> який буде будь-який текст перетворювати на жирний і застосувати його: 1) до двох </w:t>
+        <w:t xml:space="preserve">: </w:t>
       </w:r>
       <w:proofErr w:type="spellStart"/>
       <w:r>
@@ -3492,7 +3820,7 @@
           <w:szCs w:val="28"/>
           <w:lang w:val="uk-UA"/>
         </w:rPr>
-        <w:t>останіх</w:t>
+        <w:t>border-box</w:t>
       </w:r>
       <w:proofErr w:type="spellEnd"/>
       <w:r>
@@ -3501,23 +3829,7 @@
           <w:szCs w:val="28"/>
           <w:lang w:val="uk-UA"/>
         </w:rPr>
-        <w:t xml:space="preserve">   пунктів цілей 2) до першого довгого абзацу (той що під основним заголовком).</w:t>
-      </w:r>
-      <w:r>
-        <w:rPr>
-          <w:sz w:val="28"/>
-          <w:szCs w:val="28"/>
-          <w:lang w:val="uk-UA"/>
-        </w:rPr>
-        <w:t xml:space="preserve"> </w:t>
-      </w:r>
-      <w:r>
-        <w:rPr>
-          <w:sz w:val="28"/>
-          <w:szCs w:val="28"/>
-          <w:lang w:val="uk-UA"/>
-        </w:rPr>
-        <w:t xml:space="preserve">Питання: чому у нас одночасно і </w:t>
+        <w:t xml:space="preserve"> (у </w:t>
       </w:r>
       <w:proofErr w:type="spellStart"/>
       <w:r>
@@ -3526,7 +3838,7 @@
           <w:szCs w:val="28"/>
           <w:lang w:val="uk-UA"/>
         </w:rPr>
-        <w:t>bold</w:t>
+        <w:t>DevTools</w:t>
       </w:r>
       <w:proofErr w:type="spellEnd"/>
       <w:r>
@@ -3535,25 +3847,7 @@
           <w:szCs w:val="28"/>
           <w:lang w:val="uk-UA"/>
         </w:rPr>
-        <w:t xml:space="preserve"> i </w:t>
-      </w:r>
-      <w:proofErr w:type="spellStart"/>
-      <w:r>
-        <w:rPr>
-          <w:sz w:val="28"/>
-          <w:szCs w:val="28"/>
-          <w:lang w:val="uk-UA"/>
-        </w:rPr>
-        <w:t>italic</w:t>
-      </w:r>
-      <w:proofErr w:type="spellEnd"/>
-      <w:r>
-        <w:rPr>
-          <w:sz w:val="28"/>
-          <w:szCs w:val="28"/>
-          <w:lang w:val="uk-UA"/>
-        </w:rPr>
-        <w:t>?</w:t>
+        <w:t xml:space="preserve"> перегляньте які CSS властивості у елементів активні і визначте чи успішно виконано завдання)</w:t>
       </w:r>
     </w:p>
     <w:p>
@@ -3585,88 +3879,16 @@
           <w:szCs w:val="28"/>
           <w:lang w:val="uk-UA"/>
         </w:rPr>
-        <w:t>Бо ми одночасно додаємо до елементу два класи, у як</w:t>
-      </w:r>
-      <w:r>
-        <w:rPr>
-          <w:sz w:val="28"/>
-          <w:szCs w:val="28"/>
-          <w:lang w:val="uk-UA"/>
-        </w:rPr>
-        <w:t>их</w:t>
-      </w:r>
-      <w:r>
-        <w:rPr>
-          <w:sz w:val="28"/>
-          <w:szCs w:val="28"/>
-          <w:lang w:val="uk-UA"/>
-        </w:rPr>
-        <w:t xml:space="preserve"> в одному задаємо </w:t>
-      </w:r>
-      <w:proofErr w:type="spellStart"/>
-      <w:r>
-        <w:rPr>
-          <w:sz w:val="28"/>
-          <w:szCs w:val="28"/>
-          <w:lang w:val="uk-UA"/>
-        </w:rPr>
-        <w:t>font</w:t>
-      </w:r>
-      <w:proofErr w:type="spellEnd"/>
-      <w:r>
-        <w:rPr>
-          <w:sz w:val="28"/>
-          <w:szCs w:val="28"/>
-          <w:lang w:val="uk-UA"/>
-        </w:rPr>
-        <w:t xml:space="preserve"> </w:t>
-      </w:r>
-      <w:proofErr w:type="spellStart"/>
-      <w:r>
-        <w:rPr>
-          <w:sz w:val="28"/>
-          <w:szCs w:val="28"/>
-          <w:lang w:val="uk-UA"/>
-        </w:rPr>
-        <w:t>italic</w:t>
-      </w:r>
-      <w:proofErr w:type="spellEnd"/>
-      <w:r>
-        <w:rPr>
-          <w:sz w:val="28"/>
-          <w:szCs w:val="28"/>
-          <w:lang w:val="uk-UA"/>
-        </w:rPr>
-        <w:t xml:space="preserve">, а в іншому – </w:t>
-      </w:r>
-      <w:proofErr w:type="spellStart"/>
-      <w:r>
-        <w:rPr>
-          <w:sz w:val="28"/>
-          <w:szCs w:val="28"/>
-          <w:lang w:val="uk-UA"/>
-        </w:rPr>
-        <w:t>weight</w:t>
-      </w:r>
-      <w:proofErr w:type="spellEnd"/>
-      <w:r>
-        <w:rPr>
-          <w:sz w:val="28"/>
-          <w:szCs w:val="28"/>
-          <w:lang w:val="uk-UA"/>
-        </w:rPr>
-        <w:t xml:space="preserve"> </w:t>
-      </w:r>
-      <w:proofErr w:type="spellStart"/>
-      <w:r>
-        <w:rPr>
-          <w:sz w:val="28"/>
-          <w:szCs w:val="28"/>
-          <w:lang w:val="uk-UA"/>
-        </w:rPr>
-        <w:t>bold</w:t>
-      </w:r>
-      <w:proofErr w:type="spellEnd"/>
+        <w:t>Перевірив, завдання успішно виконане</w:t>
+      </w:r>
+      <w:r>
+        <w:rPr>
+          <w:sz w:val="28"/>
+          <w:szCs w:val="28"/>
+          <w:lang w:val="uk-UA"/>
+        </w:rPr>
+        <w:t>:</w:t>
+      </w:r>
     </w:p>
     <w:p>
       <w:pPr>
@@ -3679,44 +3901,6 @@
           <w:lang w:val="uk-UA"/>
         </w:rPr>
       </w:pPr>
-      <w:r>
-        <w:rPr>
-          <w:sz w:val="28"/>
-          <w:szCs w:val="28"/>
-          <w:lang w:val="uk-UA"/>
-        </w:rPr>
-        <w:t xml:space="preserve">13. на тег h1 встановіть колір </w:t>
-      </w:r>
-      <w:proofErr w:type="spellStart"/>
-      <w:r>
-        <w:rPr>
-          <w:sz w:val="28"/>
-          <w:szCs w:val="28"/>
-          <w:lang w:val="uk-UA"/>
-        </w:rPr>
-        <w:t>шрифта</w:t>
-      </w:r>
-      <w:proofErr w:type="spellEnd"/>
-      <w:r>
-        <w:rPr>
-          <w:sz w:val="28"/>
-          <w:szCs w:val="28"/>
-          <w:lang w:val="uk-UA"/>
-        </w:rPr>
-        <w:t xml:space="preserve"> червоний. Чому він не спрацює і що можна зробити щоб він спрацював?</w:t>
-      </w:r>
-    </w:p>
-    <w:p>
-      <w:pPr>
-        <w:spacing w:line="360" w:lineRule="auto"/>
-        <w:ind w:left="708"/>
-        <w:jc w:val="both"/>
-        <w:rPr>
-          <w:sz w:val="28"/>
-          <w:szCs w:val="28"/>
-          <w:lang w:val="uk-UA"/>
-        </w:rPr>
-      </w:pPr>
     </w:p>
     <w:p>
       <w:pPr>
@@ -3731,271 +3915,11 @@
       </w:pPr>
       <w:r>
         <w:rPr>
-          <w:sz w:val="28"/>
-          <w:szCs w:val="28"/>
-          <w:lang w:val="uk-UA"/>
-        </w:rPr>
-        <w:t xml:space="preserve">Він не спрацює, бо ми вже встановили колір </w:t>
-      </w:r>
-      <w:proofErr w:type="spellStart"/>
-      <w:r>
-        <w:rPr>
-          <w:sz w:val="28"/>
-          <w:szCs w:val="28"/>
-          <w:lang w:val="uk-UA"/>
-        </w:rPr>
-        <w:t>шрифта</w:t>
-      </w:r>
-      <w:proofErr w:type="spellEnd"/>
-      <w:r>
-        <w:rPr>
-          <w:sz w:val="28"/>
-          <w:szCs w:val="28"/>
-          <w:lang w:val="uk-UA"/>
-        </w:rPr>
-        <w:t xml:space="preserve">, використовуючи клас елемента. Так як клас має більшу вагу – він задає колір, і тому ми не можемо його перебити кольором тегу </w:t>
-      </w:r>
-      <w:r>
-        <w:rPr>
+          <w:noProof/>
           <w:sz w:val="28"/>
           <w:szCs w:val="28"/>
           <w:lang w:val="en-US"/>
         </w:rPr>
-        <w:t>h</w:t>
-      </w:r>
-      <w:r>
-        <w:rPr>
-          <w:sz w:val="28"/>
-          <w:szCs w:val="28"/>
-        </w:rPr>
-        <w:t>1</w:t>
-      </w:r>
-      <w:r>
-        <w:rPr>
-          <w:sz w:val="28"/>
-          <w:szCs w:val="28"/>
-        </w:rPr>
-        <w:t xml:space="preserve">. </w:t>
-      </w:r>
-      <w:r>
-        <w:rPr>
-          <w:sz w:val="28"/>
-          <w:szCs w:val="28"/>
-          <w:lang w:val="uk-UA"/>
-        </w:rPr>
-        <w:t xml:space="preserve">Щоб він спрацював, треба прибрати у елемента </w:t>
-      </w:r>
-      <w:r>
-        <w:rPr>
-          <w:sz w:val="28"/>
-          <w:szCs w:val="28"/>
-          <w:lang w:val="en-US"/>
-        </w:rPr>
-        <w:t>h</w:t>
-      </w:r>
-      <w:r>
-        <w:rPr>
-          <w:sz w:val="28"/>
-          <w:szCs w:val="28"/>
-        </w:rPr>
-        <w:t xml:space="preserve">1 </w:t>
-      </w:r>
-      <w:r>
-        <w:rPr>
-          <w:sz w:val="28"/>
-          <w:szCs w:val="28"/>
-          <w:lang w:val="uk-UA"/>
-        </w:rPr>
-        <w:t xml:space="preserve">клас, або зробити селектор більш специфічним, наприклад </w:t>
-      </w:r>
-      <w:r>
-        <w:rPr>
-          <w:sz w:val="28"/>
-          <w:szCs w:val="28"/>
-          <w:lang w:val="en-US"/>
-        </w:rPr>
-        <w:t>h</w:t>
-      </w:r>
-      <w:r>
-        <w:rPr>
-          <w:sz w:val="28"/>
-          <w:szCs w:val="28"/>
-        </w:rPr>
-        <w:t>1.</w:t>
-      </w:r>
-      <w:r>
-        <w:rPr>
-          <w:sz w:val="28"/>
-          <w:szCs w:val="28"/>
-          <w:lang w:val="en-US"/>
-        </w:rPr>
-        <w:t>title</w:t>
-      </w:r>
-      <w:r>
-        <w:rPr>
-          <w:sz w:val="28"/>
-          <w:szCs w:val="28"/>
-          <w:lang w:val="uk-UA"/>
-        </w:rPr>
-        <w:t>.</w:t>
-      </w:r>
-    </w:p>
-    <w:p>
-      <w:pPr>
-        <w:spacing w:line="360" w:lineRule="auto"/>
-        <w:ind w:firstLine="708"/>
-        <w:jc w:val="both"/>
-        <w:rPr>
-          <w:sz w:val="28"/>
-          <w:szCs w:val="28"/>
-          <w:lang w:val="uk-UA"/>
-        </w:rPr>
-      </w:pPr>
-    </w:p>
-    <w:p>
-      <w:pPr>
-        <w:spacing w:line="360" w:lineRule="auto"/>
-        <w:ind w:firstLine="708"/>
-        <w:jc w:val="both"/>
-        <w:rPr>
-          <w:sz w:val="28"/>
-          <w:szCs w:val="28"/>
-          <w:lang w:val="uk-UA"/>
-        </w:rPr>
-      </w:pPr>
-      <w:r>
-        <w:rPr>
-          <w:sz w:val="28"/>
-          <w:szCs w:val="28"/>
-          <w:lang w:val="uk-UA"/>
-        </w:rPr>
-        <w:t xml:space="preserve">14. для всіх можливих селекторів встановіть властивість </w:t>
-      </w:r>
-      <w:proofErr w:type="spellStart"/>
-      <w:r>
-        <w:rPr>
-          <w:sz w:val="28"/>
-          <w:szCs w:val="28"/>
-          <w:lang w:val="uk-UA"/>
-        </w:rPr>
-        <w:t>box-sizing</w:t>
-      </w:r>
-      <w:proofErr w:type="spellEnd"/>
-      <w:r>
-        <w:rPr>
-          <w:sz w:val="28"/>
-          <w:szCs w:val="28"/>
-          <w:lang w:val="uk-UA"/>
-        </w:rPr>
-        <w:t xml:space="preserve">: </w:t>
-      </w:r>
-      <w:proofErr w:type="spellStart"/>
-      <w:r>
-        <w:rPr>
-          <w:sz w:val="28"/>
-          <w:szCs w:val="28"/>
-          <w:lang w:val="uk-UA"/>
-        </w:rPr>
-        <w:t>border-box</w:t>
-      </w:r>
-      <w:proofErr w:type="spellEnd"/>
-      <w:r>
-        <w:rPr>
-          <w:sz w:val="28"/>
-          <w:szCs w:val="28"/>
-          <w:lang w:val="uk-UA"/>
-        </w:rPr>
-        <w:t xml:space="preserve"> (у </w:t>
-      </w:r>
-      <w:proofErr w:type="spellStart"/>
-      <w:r>
-        <w:rPr>
-          <w:sz w:val="28"/>
-          <w:szCs w:val="28"/>
-          <w:lang w:val="uk-UA"/>
-        </w:rPr>
-        <w:t>DevTools</w:t>
-      </w:r>
-      <w:proofErr w:type="spellEnd"/>
-      <w:r>
-        <w:rPr>
-          <w:sz w:val="28"/>
-          <w:szCs w:val="28"/>
-          <w:lang w:val="uk-UA"/>
-        </w:rPr>
-        <w:t xml:space="preserve"> перегляньте які CSS властивості у елементів активні і визначте чи успішно виконано завдання)</w:t>
-      </w:r>
-    </w:p>
-    <w:p>
-      <w:pPr>
-        <w:spacing w:line="360" w:lineRule="auto"/>
-        <w:ind w:firstLine="708"/>
-        <w:jc w:val="both"/>
-        <w:rPr>
-          <w:sz w:val="28"/>
-          <w:szCs w:val="28"/>
-          <w:lang w:val="uk-UA"/>
-        </w:rPr>
-      </w:pPr>
-    </w:p>
-    <w:p>
-      <w:pPr>
-        <w:spacing w:line="360" w:lineRule="auto"/>
-        <w:ind w:firstLine="708"/>
-        <w:jc w:val="both"/>
-        <w:rPr>
-          <w:sz w:val="28"/>
-          <w:szCs w:val="28"/>
-          <w:lang w:val="en-US"/>
-        </w:rPr>
-      </w:pPr>
-      <w:r>
-        <w:rPr>
-          <w:sz w:val="28"/>
-          <w:szCs w:val="28"/>
-          <w:lang w:val="uk-UA"/>
-        </w:rPr>
-        <w:t>Перевірив, завдання успішно виконане</w:t>
-      </w:r>
-      <w:r>
-        <w:rPr>
-          <w:sz w:val="28"/>
-          <w:szCs w:val="28"/>
-          <w:lang w:val="en-US"/>
-        </w:rPr>
-        <w:t>:</w:t>
-      </w:r>
-    </w:p>
-    <w:p>
-      <w:pPr>
-        <w:spacing w:line="360" w:lineRule="auto"/>
-        <w:ind w:firstLine="708"/>
-        <w:jc w:val="both"/>
-        <w:rPr>
-          <w:sz w:val="28"/>
-          <w:szCs w:val="28"/>
-          <w:lang w:val="en-US"/>
-        </w:rPr>
-      </w:pPr>
-    </w:p>
-    <w:p>
-      <w:pPr>
-        <w:spacing w:line="360" w:lineRule="auto"/>
-        <w:ind w:firstLine="708"/>
-        <w:jc w:val="both"/>
-        <w:rPr>
-          <w:sz w:val="28"/>
-          <w:szCs w:val="28"/>
-          <w:lang w:val="uk-UA"/>
-        </w:rPr>
-      </w:pPr>
-      <w:r>
-        <w:rPr>
-          <w:sz w:val="28"/>
-          <w:szCs w:val="28"/>
-          <w:lang w:val="en-US"/>
-        </w:rPr>
-        <w:lastRenderedPageBreak/>
         <w:drawing>
           <wp:inline distT="0" distB="0" distL="0" distR="0" wp14:anchorId="0424B5C1" wp14:editId="32B3B597">
             <wp:extent cx="2223446" cy="4583723"/>
@@ -4036,12 +3960,13 @@
         <w:rPr>
           <w:sz w:val="28"/>
           <w:szCs w:val="28"/>
-          <w:lang w:val="en-US"/>
+          <w:lang w:val="uk-UA"/>
         </w:rPr>
         <w:t xml:space="preserve">      </w:t>
       </w:r>
       <w:r>
         <w:rPr>
+          <w:noProof/>
           <w:sz w:val="28"/>
           <w:szCs w:val="28"/>
           <w:lang w:val="en-US"/>
@@ -4231,22 +4156,22 @@
         <w:rPr>
           <w:sz w:val="28"/>
           <w:szCs w:val="28"/>
+        </w:rPr>
+      </w:pPr>
+    </w:p>
+    <w:p>
+      <w:pPr>
+        <w:spacing w:line="360" w:lineRule="auto"/>
+        <w:jc w:val="both"/>
+        <w:rPr>
+          <w:sz w:val="28"/>
+          <w:szCs w:val="28"/>
           <w:lang w:val="en-US"/>
         </w:rPr>
       </w:pPr>
-    </w:p>
-    <w:p>
-      <w:pPr>
-        <w:spacing w:line="360" w:lineRule="auto"/>
-        <w:jc w:val="both"/>
-        <w:rPr>
-          <w:sz w:val="28"/>
-          <w:szCs w:val="28"/>
-          <w:lang w:val="en-US"/>
-        </w:rPr>
-      </w:pPr>
-      <w:r>
-        <w:rPr>
+      <w:r>
+        <w:rPr>
+          <w:noProof/>
           <w:sz w:val="28"/>
           <w:szCs w:val="28"/>
           <w:lang w:val="en-US"/>
@@ -4362,6 +4287,7 @@
       </w:pPr>
       <w:r>
         <w:rPr>
+          <w:noProof/>
           <w:sz w:val="28"/>
           <w:szCs w:val="28"/>
           <w:lang w:val="en-US"/>
@@ -4548,6 +4474,7 @@
       </w:pPr>
       <w:r>
         <w:rPr>
+          <w:noProof/>
           <w:lang w:val="uk-UA"/>
         </w:rPr>
         <w:drawing>
@@ -4687,6 +4614,9 @@
         </w:rPr>
       </w:pPr>
       <w:r>
+        <w:rPr>
+          <w:noProof/>
+        </w:rPr>
         <w:drawing>
           <wp:inline distT="0" distB="0" distL="0" distR="0" wp14:anchorId="63F23B2F" wp14:editId="06BED6EF">
             <wp:extent cx="5939790" cy="843915"/>
@@ -4736,6 +4666,7 @@
       </w:pPr>
       <w:r>
         <w:rPr>
+          <w:noProof/>
           <w:sz w:val="28"/>
           <w:szCs w:val="28"/>
           <w:lang w:val="en-US"/>
@@ -4800,6 +4731,7 @@
       </w:pPr>
       <w:r>
         <w:rPr>
+          <w:noProof/>
           <w:sz w:val="28"/>
           <w:szCs w:val="28"/>
           <w:lang w:val="en-US"/>
@@ -4933,6 +4865,7 @@
       </w:pPr>
       <w:r>
         <w:rPr>
+          <w:noProof/>
           <w:lang w:val="en-US"/>
         </w:rPr>
         <w:drawing>
@@ -5043,6 +4976,7 @@
       </w:pPr>
       <w:r>
         <w:rPr>
+          <w:noProof/>
           <w:sz w:val="28"/>
           <w:szCs w:val="28"/>
           <w:lang w:val="en-US"/>
@@ -5105,7 +5039,6 @@
           <w:bCs/>
           <w:sz w:val="28"/>
           <w:szCs w:val="28"/>
-          <w:lang w:val="en-US"/>
         </w:rPr>
       </w:pPr>
       <w:r>
@@ -5124,7 +5057,6 @@
           <w:bCs/>
           <w:sz w:val="28"/>
           <w:szCs w:val="28"/>
-          <w:lang w:val="en-US"/>
         </w:rPr>
         <w:t>:</w:t>
       </w:r>
@@ -5136,7 +5068,6 @@
         <w:rPr>
           <w:sz w:val="28"/>
           <w:szCs w:val="28"/>
-          <w:lang w:val="en-US"/>
         </w:rPr>
       </w:pPr>
     </w:p>
@@ -5156,7 +5087,6 @@
           <w:bCs/>
           <w:sz w:val="28"/>
           <w:szCs w:val="28"/>
-          <w:lang w:val="en-US"/>
         </w:rPr>
         <w:tab/>
       </w:r>
@@ -6658,6 +6588,7 @@
   <w:style w:type="character" w:default="1" w:styleId="a0">
     <w:name w:val="Default Paragraph Font"/>
     <w:uiPriority w:val="1"/>
+    <w:semiHidden/>
     <w:unhideWhenUsed/>
   </w:style>
   <w:style w:type="table" w:default="1" w:styleId="a1">
